--- a/shopping-cart-spring-boot-main/src/main/resources/templates/docx/doc_1.docx
+++ b/shopping-cart-spring-boot-main/src/main/resources/templates/docx/doc_1.docx
@@ -1687,7 +1687,6 @@
     <w:p>
       <w:pPr>
         <w:rPr>
-          <w:rFonts w:hint="cs"/>
           <w:sz w:val="28"/>
           <w:szCs w:val="28"/>
           <w:cs/>
@@ -2107,6 +2106,7 @@
   <w:style w:type="character" w:default="1" w:styleId="DefaultParagraphFont">
     <w:name w:val="Default Paragraph Font"/>
     <w:uiPriority w:val="1"/>
+    <w:semiHidden/>
     <w:unhideWhenUsed/>
   </w:style>
   <w:style w:type="table" w:default="1" w:styleId="TableNormal">

--- a/shopping-cart-spring-boot-main/src/main/resources/templates/docx/doc_1.docx
+++ b/shopping-cart-spring-boot-main/src/main/resources/templates/docx/doc_1.docx
@@ -80,14 +80,14 @@
     </w:p>
     <w:tbl>
       <w:tblPr>
-        <w:tblStyle w:val="TableGrid"/>
+        <w:tblStyle w:val="a3"/>
         <w:tblW w:w="0" w:type="auto"/>
         <w:tblLook w:val="04A0" w:firstRow="1" w:lastRow="0" w:firstColumn="1" w:lastColumn="0" w:noHBand="0" w:noVBand="1"/>
       </w:tblPr>
       <w:tblGrid>
-        <w:gridCol w:w="698"/>
-        <w:gridCol w:w="4314"/>
-        <w:gridCol w:w="738"/>
+        <w:gridCol w:w="702"/>
+        <w:gridCol w:w="4280"/>
+        <w:gridCol w:w="768"/>
         <w:gridCol w:w="1359"/>
         <w:gridCol w:w="1265"/>
         <w:gridCol w:w="976"/>
@@ -521,7 +521,6 @@
           </w:tcPr>
           <w:p>
             <w:pPr>
-              <w:jc w:val="center"/>
               <w:rPr>
                 <w:rFonts w:ascii="TH Sarabun New" w:hAnsi="TH Sarabun New" w:cs="TH Sarabun New"/>
                 <w:sz w:val="28"/>
@@ -711,7 +710,6 @@
           </w:tcPr>
           <w:p>
             <w:pPr>
-              <w:jc w:val="center"/>
               <w:rPr>
                 <w:rFonts w:ascii="TH Sarabun New" w:hAnsi="TH Sarabun New" w:cs="TH Sarabun New"/>
                 <w:sz w:val="28"/>
@@ -929,7 +927,6 @@
           </w:tcPr>
           <w:p>
             <w:pPr>
-              <w:jc w:val="center"/>
               <w:rPr>
                 <w:rFonts w:ascii="TH Sarabun New" w:hAnsi="TH Sarabun New" w:cs="TH Sarabun New"/>
                 <w:sz w:val="28"/>
@@ -1157,7 +1154,6 @@
           </w:tcPr>
           <w:p>
             <w:pPr>
-              <w:jc w:val="center"/>
               <w:rPr>
                 <w:rFonts w:ascii="TH Sarabun New" w:hAnsi="TH Sarabun New" w:cs="TH Sarabun New"/>
                 <w:sz w:val="28"/>
@@ -1365,7 +1361,6 @@
           </w:tcPr>
           <w:p>
             <w:pPr>
-              <w:jc w:val="center"/>
               <w:rPr>
                 <w:rFonts w:ascii="TH Sarabun New" w:hAnsi="TH Sarabun New" w:cs="TH Sarabun New"/>
                 <w:sz w:val="28"/>
@@ -1407,7 +1402,6 @@
     <w:p>
       <w:pPr>
         <w:spacing w:after="0"/>
-        <w:ind w:left="720" w:firstLine="720"/>
         <w:rPr>
           <w:rFonts w:ascii="TH Sarabun New" w:hAnsi="TH Sarabun New" w:cs="TH Sarabun New"/>
           <w:b/>
@@ -1421,7 +1415,6 @@
     <w:p>
       <w:pPr>
         <w:spacing w:after="0"/>
-        <w:ind w:left="720" w:firstLine="720"/>
         <w:rPr>
           <w:rFonts w:ascii="TH Sarabun New" w:hAnsi="TH Sarabun New" w:cs="TH Sarabun New"/>
           <w:b/>
@@ -1435,255 +1428,217 @@
     <w:p>
       <w:pPr>
         <w:spacing w:after="0"/>
-        <w:ind w:left="720" w:firstLine="720"/>
         <w:rPr>
           <w:rFonts w:ascii="TH Sarabun New" w:hAnsi="TH Sarabun New" w:cs="TH Sarabun New"/>
+          <w:b/>
+          <w:bCs/>
           <w:sz w:val="32"/>
           <w:szCs w:val="32"/>
           <w:lang w:bidi="th-TH"/>
         </w:rPr>
       </w:pPr>
-      <w:r>
-        <w:rPr>
-          <w:rFonts w:ascii="TH Sarabun New" w:hAnsi="TH Sarabun New" w:cs="TH Sarabun New" w:hint="cs"/>
-          <w:sz w:val="32"/>
-          <w:szCs w:val="32"/>
-          <w:cs/>
-          <w:lang w:bidi="th-TH"/>
-        </w:rPr>
-        <w:t xml:space="preserve">   </w:t>
-      </w:r>
-      <w:r>
-        <w:rPr>
-          <w:rFonts w:ascii="TH Sarabun New" w:hAnsi="TH Sarabun New" w:cs="TH Sarabun New"/>
-          <w:sz w:val="32"/>
-          <w:szCs w:val="32"/>
-          <w:lang w:bidi="th-TH"/>
-        </w:rPr>
-        <w:t xml:space="preserve"> </w:t>
-      </w:r>
-      <w:r>
-        <w:rPr>
-          <w:rFonts w:ascii="TH Sarabun New" w:hAnsi="TH Sarabun New" w:cs="TH Sarabun New" w:hint="cs"/>
-          <w:sz w:val="32"/>
-          <w:szCs w:val="32"/>
-          <w:cs/>
-          <w:lang w:bidi="th-TH"/>
-        </w:rPr>
-        <w:t xml:space="preserve"> </w:t>
-      </w:r>
-      <w:r>
-        <w:rPr>
-          <w:rFonts w:ascii="TH Sarabun New" w:hAnsi="TH Sarabun New" w:cs="TH Sarabun New" w:hint="cs"/>
-          <w:sz w:val="32"/>
-          <w:szCs w:val="32"/>
-          <w:cs/>
-          <w:lang w:bidi="th-TH"/>
-        </w:rPr>
-        <w:t>(</w:t>
-      </w:r>
-      <w:r>
-        <w:rPr>
-          <w:rFonts w:ascii="TH Sarabun New" w:hAnsi="TH Sarabun New" w:cs="TH Sarabun New"/>
-          <w:sz w:val="32"/>
-          <w:szCs w:val="32"/>
-          <w:lang w:bidi="th-TH"/>
-        </w:rPr>
-        <w:t>{{</w:t>
-      </w:r>
-      <w:proofErr w:type="spellStart"/>
-      <w:r>
-        <w:rPr>
-          <w:rFonts w:ascii="TH Sarabun New" w:hAnsi="TH Sarabun New" w:cs="TH Sarabun New"/>
-          <w:sz w:val="32"/>
-          <w:szCs w:val="32"/>
-          <w:lang w:bidi="th-TH"/>
-        </w:rPr>
-        <w:t>name_applicant</w:t>
-      </w:r>
-      <w:proofErr w:type="spellEnd"/>
-      <w:r>
-        <w:rPr>
-          <w:rFonts w:ascii="TH Sarabun New" w:hAnsi="TH Sarabun New" w:cs="TH Sarabun New"/>
-          <w:sz w:val="32"/>
-          <w:szCs w:val="32"/>
-          <w:lang w:bidi="th-TH"/>
-        </w:rPr>
-        <w:t>}}</w:t>
-      </w:r>
-      <w:r>
-        <w:rPr>
-          <w:rFonts w:ascii="TH Sarabun New" w:hAnsi="TH Sarabun New" w:cs="TH Sarabun New" w:hint="cs"/>
-          <w:sz w:val="32"/>
-          <w:szCs w:val="32"/>
-          <w:cs/>
-          <w:lang w:bidi="th-TH"/>
-        </w:rPr>
-        <w:t>)</w:t>
-      </w:r>
-      <w:r>
-        <w:rPr>
-          <w:rFonts w:ascii="TH Sarabun New" w:hAnsi="TH Sarabun New" w:cs="TH Sarabun New"/>
-          <w:sz w:val="32"/>
-          <w:szCs w:val="32"/>
-          <w:cs/>
-          <w:lang w:bidi="th-TH"/>
-        </w:rPr>
-        <w:tab/>
-      </w:r>
-      <w:r>
-        <w:rPr>
-          <w:rFonts w:ascii="TH Sarabun New" w:hAnsi="TH Sarabun New" w:cs="TH Sarabun New"/>
-          <w:sz w:val="32"/>
-          <w:szCs w:val="32"/>
-          <w:cs/>
-          <w:lang w:bidi="th-TH"/>
-        </w:rPr>
-        <w:tab/>
-      </w:r>
-      <w:r>
-        <w:rPr>
-          <w:rFonts w:ascii="TH Sarabun New" w:hAnsi="TH Sarabun New" w:cs="TH Sarabun New"/>
-          <w:sz w:val="32"/>
-          <w:szCs w:val="32"/>
-          <w:cs/>
-          <w:lang w:bidi="th-TH"/>
-        </w:rPr>
-        <w:tab/>
-      </w:r>
-      <w:r>
-        <w:rPr>
-          <w:rFonts w:ascii="TH Sarabun New" w:hAnsi="TH Sarabun New" w:cs="TH Sarabun New"/>
-          <w:sz w:val="32"/>
-          <w:szCs w:val="32"/>
-          <w:cs/>
-          <w:lang w:bidi="th-TH"/>
-        </w:rPr>
-        <w:tab/>
-      </w:r>
-      <w:r>
-        <w:rPr>
-          <w:rFonts w:ascii="TH Sarabun New" w:hAnsi="TH Sarabun New" w:cs="TH Sarabun New" w:hint="cs"/>
-          <w:sz w:val="32"/>
-          <w:szCs w:val="32"/>
-          <w:cs/>
-          <w:lang w:bidi="th-TH"/>
-        </w:rPr>
-        <w:t>(นางสาวจิราภรณ์  หอมอ่อน)</w:t>
-      </w:r>
     </w:p>
-    <w:p>
-      <w:pPr>
-        <w:spacing w:after="0"/>
-        <w:ind w:left="720" w:firstLine="720"/>
-        <w:rPr>
-          <w:rFonts w:ascii="TH Sarabun New" w:hAnsi="TH Sarabun New" w:cs="TH Sarabun New"/>
-          <w:sz w:val="32"/>
-          <w:szCs w:val="32"/>
-          <w:lang w:bidi="th-TH"/>
-        </w:rPr>
-      </w:pPr>
-      <w:r>
-        <w:rPr>
-          <w:rFonts w:ascii="TH Sarabun New" w:hAnsi="TH Sarabun New" w:cs="TH Sarabun New" w:hint="cs"/>
-          <w:sz w:val="32"/>
-          <w:szCs w:val="32"/>
-          <w:cs/>
-          <w:lang w:bidi="th-TH"/>
-        </w:rPr>
-        <w:t xml:space="preserve"> </w:t>
-      </w:r>
-      <w:r>
-        <w:rPr>
-          <w:rFonts w:ascii="TH Sarabun New" w:hAnsi="TH Sarabun New" w:cs="TH Sarabun New" w:hint="cs"/>
-          <w:sz w:val="32"/>
-          <w:szCs w:val="32"/>
-          <w:cs/>
-          <w:lang w:bidi="th-TH"/>
-        </w:rPr>
-        <w:t>ผู้ขอ</w:t>
-      </w:r>
-      <w:r>
-        <w:rPr>
-          <w:rFonts w:ascii="TH Sarabun New" w:hAnsi="TH Sarabun New" w:cs="TH Sarabun New" w:hint="cs"/>
-          <w:sz w:val="32"/>
-          <w:szCs w:val="32"/>
-          <w:cs/>
-          <w:lang w:bidi="th-TH"/>
-        </w:rPr>
-        <w:t>รับการ</w:t>
-      </w:r>
-      <w:r>
-        <w:rPr>
-          <w:rFonts w:ascii="TH Sarabun New" w:hAnsi="TH Sarabun New" w:cs="TH Sarabun New" w:hint="cs"/>
-          <w:sz w:val="32"/>
-          <w:szCs w:val="32"/>
-          <w:cs/>
-          <w:lang w:bidi="th-TH"/>
-        </w:rPr>
-        <w:t>ประเมินผลการสอน</w:t>
-      </w:r>
-      <w:r>
-        <w:rPr>
-          <w:rFonts w:ascii="TH Sarabun New" w:hAnsi="TH Sarabun New" w:cs="TH Sarabun New"/>
-          <w:sz w:val="32"/>
-          <w:szCs w:val="32"/>
-          <w:cs/>
-          <w:lang w:bidi="th-TH"/>
-        </w:rPr>
-        <w:tab/>
-      </w:r>
-      <w:r>
-        <w:rPr>
-          <w:rFonts w:ascii="TH Sarabun New" w:hAnsi="TH Sarabun New" w:cs="TH Sarabun New"/>
-          <w:sz w:val="32"/>
-          <w:szCs w:val="32"/>
-          <w:cs/>
-          <w:lang w:bidi="th-TH"/>
-        </w:rPr>
-        <w:tab/>
-      </w:r>
-      <w:r>
-        <w:rPr>
-          <w:rFonts w:ascii="TH Sarabun New" w:hAnsi="TH Sarabun New" w:cs="TH Sarabun New"/>
-          <w:sz w:val="32"/>
-          <w:szCs w:val="32"/>
-          <w:cs/>
-          <w:lang w:bidi="th-TH"/>
-        </w:rPr>
-        <w:tab/>
-      </w:r>
-      <w:r>
-        <w:rPr>
-          <w:rFonts w:ascii="TH Sarabun New" w:hAnsi="TH Sarabun New" w:cs="TH Sarabun New"/>
-          <w:sz w:val="32"/>
-          <w:szCs w:val="32"/>
-          <w:cs/>
-          <w:lang w:bidi="th-TH"/>
-        </w:rPr>
-        <w:tab/>
-      </w:r>
-      <w:r>
-        <w:rPr>
-          <w:rFonts w:ascii="TH Sarabun New" w:hAnsi="TH Sarabun New" w:cs="TH Sarabun New" w:hint="cs"/>
-          <w:sz w:val="32"/>
-          <w:szCs w:val="32"/>
-          <w:cs/>
-          <w:lang w:bidi="th-TH"/>
-        </w:rPr>
-        <w:t xml:space="preserve">       </w:t>
-      </w:r>
-      <w:r>
-        <w:rPr>
-          <w:rFonts w:ascii="TH Sarabun New" w:hAnsi="TH Sarabun New" w:cs="TH Sarabun New" w:hint="cs"/>
-          <w:sz w:val="32"/>
-          <w:szCs w:val="32"/>
-          <w:cs/>
-          <w:lang w:bidi="th-TH"/>
-        </w:rPr>
-        <w:t xml:space="preserve">นักทรัพยากรบุคคล </w:t>
-      </w:r>
-    </w:p>
+    <w:tbl>
+      <w:tblPr>
+        <w:tblStyle w:val="a3"/>
+        <w:tblW w:w="0" w:type="auto"/>
+        <w:jc w:val="center"/>
+        <w:tblBorders>
+          <w:top w:val="none" w:sz="0" w:space="0" w:color="auto"/>
+          <w:left w:val="none" w:sz="0" w:space="0" w:color="auto"/>
+          <w:bottom w:val="none" w:sz="0" w:space="0" w:color="auto"/>
+          <w:right w:val="none" w:sz="0" w:space="0" w:color="auto"/>
+          <w:insideH w:val="none" w:sz="0" w:space="0" w:color="auto"/>
+          <w:insideV w:val="none" w:sz="0" w:space="0" w:color="auto"/>
+        </w:tblBorders>
+        <w:tblLook w:val="04A0" w:firstRow="1" w:lastRow="0" w:firstColumn="1" w:lastColumn="0" w:noHBand="0" w:noVBand="1"/>
+      </w:tblPr>
+      <w:tblGrid>
+        <w:gridCol w:w="4962"/>
+        <w:gridCol w:w="4393"/>
+      </w:tblGrid>
+      <w:tr>
+        <w:trPr>
+          <w:jc w:val="center"/>
+        </w:trPr>
+        <w:tc>
+          <w:tcPr>
+            <w:tcW w:w="4962" w:type="dxa"/>
+          </w:tcPr>
+          <w:p>
+            <w:pPr>
+              <w:jc w:val="center"/>
+              <w:rPr>
+                <w:rFonts w:ascii="TH Sarabun New" w:hAnsi="TH Sarabun New" w:cs="TH Sarabun New"/>
+                <w:b/>
+                <w:bCs/>
+                <w:sz w:val="32"/>
+                <w:szCs w:val="32"/>
+                <w:lang w:bidi="th-TH"/>
+              </w:rPr>
+            </w:pPr>
+            <w:r>
+              <w:rPr>
+                <w:rFonts w:ascii="TH Sarabun New" w:hAnsi="TH Sarabun New" w:cs="TH Sarabun New" w:hint="cs"/>
+                <w:sz w:val="32"/>
+                <w:szCs w:val="32"/>
+                <w:cs/>
+                <w:lang w:bidi="th-TH"/>
+              </w:rPr>
+              <w:t>(</w:t>
+            </w:r>
+            <w:r>
+              <w:rPr>
+                <w:rFonts w:ascii="TH Sarabun New" w:hAnsi="TH Sarabun New" w:cs="TH Sarabun New"/>
+                <w:sz w:val="32"/>
+                <w:szCs w:val="32"/>
+                <w:lang w:bidi="th-TH"/>
+              </w:rPr>
+              <w:t>{{</w:t>
+            </w:r>
+            <w:proofErr w:type="spellStart"/>
+            <w:r>
+              <w:rPr>
+                <w:rFonts w:ascii="TH Sarabun New" w:hAnsi="TH Sarabun New" w:cs="TH Sarabun New"/>
+                <w:sz w:val="32"/>
+                <w:szCs w:val="32"/>
+                <w:lang w:bidi="th-TH"/>
+              </w:rPr>
+              <w:t>name_applicant</w:t>
+            </w:r>
+            <w:proofErr w:type="spellEnd"/>
+            <w:r>
+              <w:rPr>
+                <w:rFonts w:ascii="TH Sarabun New" w:hAnsi="TH Sarabun New" w:cs="TH Sarabun New"/>
+                <w:sz w:val="32"/>
+                <w:szCs w:val="32"/>
+                <w:lang w:bidi="th-TH"/>
+              </w:rPr>
+              <w:t>}}</w:t>
+            </w:r>
+            <w:r>
+              <w:rPr>
+                <w:rFonts w:ascii="TH Sarabun New" w:hAnsi="TH Sarabun New" w:cs="TH Sarabun New" w:hint="cs"/>
+                <w:sz w:val="32"/>
+                <w:szCs w:val="32"/>
+                <w:cs/>
+                <w:lang w:bidi="th-TH"/>
+              </w:rPr>
+              <w:t>)</w:t>
+            </w:r>
+          </w:p>
+        </w:tc>
+        <w:tc>
+          <w:tcPr>
+            <w:tcW w:w="4393" w:type="dxa"/>
+          </w:tcPr>
+          <w:p>
+            <w:pPr>
+              <w:jc w:val="center"/>
+              <w:rPr>
+                <w:rFonts w:ascii="TH Sarabun New" w:hAnsi="TH Sarabun New" w:cs="TH Sarabun New"/>
+                <w:b/>
+                <w:bCs/>
+                <w:sz w:val="32"/>
+                <w:szCs w:val="32"/>
+                <w:lang w:bidi="th-TH"/>
+              </w:rPr>
+            </w:pPr>
+            <w:r>
+              <w:rPr>
+                <w:rFonts w:ascii="TH Sarabun New" w:hAnsi="TH Sarabun New" w:cs="TH Sarabun New" w:hint="cs"/>
+                <w:sz w:val="32"/>
+                <w:szCs w:val="32"/>
+                <w:cs/>
+                <w:lang w:bidi="th-TH"/>
+              </w:rPr>
+              <w:t>(นางสาวจิราภรณ์  หอมอ่อน)</w:t>
+            </w:r>
+          </w:p>
+        </w:tc>
+      </w:tr>
+      <w:tr>
+        <w:trPr>
+          <w:jc w:val="center"/>
+        </w:trPr>
+        <w:tc>
+          <w:tcPr>
+            <w:tcW w:w="4962" w:type="dxa"/>
+          </w:tcPr>
+          <w:p>
+            <w:pPr>
+              <w:jc w:val="center"/>
+              <w:rPr>
+                <w:rFonts w:ascii="TH Sarabun New" w:hAnsi="TH Sarabun New" w:cs="TH Sarabun New"/>
+                <w:b/>
+                <w:bCs/>
+                <w:sz w:val="32"/>
+                <w:szCs w:val="32"/>
+                <w:lang w:bidi="th-TH"/>
+              </w:rPr>
+            </w:pPr>
+            <w:r>
+              <w:rPr>
+                <w:rFonts w:ascii="TH Sarabun New" w:hAnsi="TH Sarabun New" w:cs="TH Sarabun New" w:hint="cs"/>
+                <w:sz w:val="32"/>
+                <w:szCs w:val="32"/>
+                <w:cs/>
+                <w:lang w:bidi="th-TH"/>
+              </w:rPr>
+              <w:t>ผู้ขอ</w:t>
+            </w:r>
+            <w:r>
+              <w:rPr>
+                <w:rFonts w:ascii="TH Sarabun New" w:hAnsi="TH Sarabun New" w:cs="TH Sarabun New" w:hint="cs"/>
+                <w:sz w:val="32"/>
+                <w:szCs w:val="32"/>
+                <w:cs/>
+                <w:lang w:bidi="th-TH"/>
+              </w:rPr>
+              <w:t>รับการ</w:t>
+            </w:r>
+            <w:r>
+              <w:rPr>
+                <w:rFonts w:ascii="TH Sarabun New" w:hAnsi="TH Sarabun New" w:cs="TH Sarabun New" w:hint="cs"/>
+                <w:sz w:val="32"/>
+                <w:szCs w:val="32"/>
+                <w:cs/>
+                <w:lang w:bidi="th-TH"/>
+              </w:rPr>
+              <w:t>ประเมินผลการสอน</w:t>
+            </w:r>
+          </w:p>
+        </w:tc>
+        <w:tc>
+          <w:tcPr>
+            <w:tcW w:w="4393" w:type="dxa"/>
+          </w:tcPr>
+          <w:p>
+            <w:pPr>
+              <w:jc w:val="center"/>
+              <w:rPr>
+                <w:rFonts w:ascii="TH Sarabun New" w:hAnsi="TH Sarabun New" w:cs="TH Sarabun New"/>
+                <w:b/>
+                <w:bCs/>
+                <w:sz w:val="32"/>
+                <w:szCs w:val="32"/>
+                <w:lang w:bidi="th-TH"/>
+              </w:rPr>
+            </w:pPr>
+            <w:r>
+              <w:rPr>
+                <w:rFonts w:ascii="TH Sarabun New" w:hAnsi="TH Sarabun New" w:cs="TH Sarabun New" w:hint="cs"/>
+                <w:sz w:val="32"/>
+                <w:szCs w:val="32"/>
+                <w:cs/>
+                <w:lang w:bidi="th-TH"/>
+              </w:rPr>
+              <w:t>นักทรัพยากรบุคคล</w:t>
+            </w:r>
+          </w:p>
+        </w:tc>
+      </w:tr>
+    </w:tbl>
     <w:p>
       <w:pPr>
         <w:rPr>
@@ -2099,17 +2054,17 @@
     <w:lsdException w:name="Unresolved Mention" w:semiHidden="1" w:unhideWhenUsed="1"/>
     <w:lsdException w:name="Smart Link" w:semiHidden="1" w:unhideWhenUsed="1"/>
   </w:latentStyles>
-  <w:style w:type="paragraph" w:default="1" w:styleId="Normal">
+  <w:style w:type="paragraph" w:default="1" w:styleId="a">
     <w:name w:val="Normal"/>
     <w:qFormat/>
   </w:style>
-  <w:style w:type="character" w:default="1" w:styleId="DefaultParagraphFont">
+  <w:style w:type="character" w:default="1" w:styleId="a0">
     <w:name w:val="Default Paragraph Font"/>
     <w:uiPriority w:val="1"/>
     <w:semiHidden/>
     <w:unhideWhenUsed/>
   </w:style>
-  <w:style w:type="table" w:default="1" w:styleId="TableNormal">
+  <w:style w:type="table" w:default="1" w:styleId="a1">
     <w:name w:val="Normal Table"/>
     <w:uiPriority w:val="99"/>
     <w:semiHidden/>
@@ -2124,15 +2079,15 @@
       </w:tblCellMar>
     </w:tblPr>
   </w:style>
-  <w:style w:type="numbering" w:default="1" w:styleId="NoList">
+  <w:style w:type="numbering" w:default="1" w:styleId="a2">
     <w:name w:val="No List"/>
     <w:uiPriority w:val="99"/>
     <w:semiHidden/>
     <w:unhideWhenUsed/>
   </w:style>
-  <w:style w:type="table" w:styleId="TableGrid">
+  <w:style w:type="table" w:styleId="a3">
     <w:name w:val="Table Grid"/>
-    <w:basedOn w:val="TableNormal"/>
+    <w:basedOn w:val="a1"/>
     <w:uiPriority w:val="39"/>
     <w:rsid w:val="002B4E33"/>
     <w:pPr>

--- a/shopping-cart-spring-boot-main/src/main/resources/templates/docx/doc_1.docx
+++ b/shopping-cart-spring-boot-main/src/main/resources/templates/docx/doc_1.docx
@@ -1470,8 +1470,6 @@
               <w:jc w:val="center"/>
               <w:rPr>
                 <w:rFonts w:ascii="TH Sarabun New" w:hAnsi="TH Sarabun New" w:cs="TH Sarabun New"/>
-                <w:b/>
-                <w:bCs/>
                 <w:sz w:val="32"/>
                 <w:szCs w:val="32"/>
                 <w:lang w:bidi="th-TH"/>
@@ -1504,7 +1502,7 @@
                 <w:szCs w:val="32"/>
                 <w:lang w:bidi="th-TH"/>
               </w:rPr>
-              <w:t>name_applicant</w:t>
+              <w:t>applicant_name</w:t>
             </w:r>
             <w:proofErr w:type="spellEnd"/>
             <w:r>
@@ -2061,7 +2059,6 @@
   <w:style w:type="character" w:default="1" w:styleId="a0">
     <w:name w:val="Default Paragraph Font"/>
     <w:uiPriority w:val="1"/>
-    <w:semiHidden/>
     <w:unhideWhenUsed/>
   </w:style>
   <w:style w:type="table" w:default="1" w:styleId="a1">

--- a/shopping-cart-spring-boot-main/src/main/resources/templates/docx/doc_1.docx
+++ b/shopping-cart-spring-boot-main/src/main/resources/templates/docx/doc_1.docx
@@ -82,6 +82,7 @@
       <w:tblPr>
         <w:tblStyle w:val="a3"/>
         <w:tblW w:w="0" w:type="auto"/>
+        <w:tblLayout w:type="fixed"/>
         <w:tblLook w:val="04A0" w:firstRow="1" w:lastRow="0" w:firstColumn="1" w:lastColumn="0" w:noHBand="0" w:noVBand="1"/>
       </w:tblPr>
       <w:tblGrid>
@@ -95,7 +96,7 @@
       <w:tr>
         <w:tc>
           <w:tcPr>
-            <w:tcW w:w="717" w:type="dxa"/>
+            <w:tcW w:w="702" w:type="dxa"/>
             <w:vMerge w:val="restart"/>
           </w:tcPr>
           <w:p>
@@ -126,7 +127,7 @@
         </w:tc>
         <w:tc>
           <w:tcPr>
-            <w:tcW w:w="5398" w:type="dxa"/>
+            <w:tcW w:w="4280" w:type="dxa"/>
             <w:vMerge w:val="restart"/>
           </w:tcPr>
           <w:p>
@@ -157,7 +158,7 @@
         </w:tc>
         <w:tc>
           <w:tcPr>
-            <w:tcW w:w="540" w:type="dxa"/>
+            <w:tcW w:w="768" w:type="dxa"/>
             <w:vMerge w:val="restart"/>
           </w:tcPr>
           <w:p>
@@ -188,7 +189,7 @@
         </w:tc>
         <w:tc>
           <w:tcPr>
-            <w:tcW w:w="1719" w:type="dxa"/>
+            <w:tcW w:w="2624" w:type="dxa"/>
             <w:gridSpan w:val="2"/>
           </w:tcPr>
           <w:p>
@@ -252,7 +253,7 @@
       <w:tr>
         <w:tc>
           <w:tcPr>
-            <w:tcW w:w="717" w:type="dxa"/>
+            <w:tcW w:w="702" w:type="dxa"/>
             <w:vMerge/>
           </w:tcPr>
           <w:p>
@@ -272,7 +273,7 @@
         </w:tc>
         <w:tc>
           <w:tcPr>
-            <w:tcW w:w="5398" w:type="dxa"/>
+            <w:tcW w:w="4280" w:type="dxa"/>
             <w:vMerge/>
           </w:tcPr>
           <w:p>
@@ -291,7 +292,7 @@
         </w:tc>
         <w:tc>
           <w:tcPr>
-            <w:tcW w:w="540" w:type="dxa"/>
+            <w:tcW w:w="768" w:type="dxa"/>
             <w:vMerge/>
           </w:tcPr>
           <w:p>
@@ -310,7 +311,7 @@
         </w:tc>
         <w:tc>
           <w:tcPr>
-            <w:tcW w:w="780" w:type="dxa"/>
+            <w:tcW w:w="1359" w:type="dxa"/>
           </w:tcPr>
           <w:p>
             <w:pPr>
@@ -340,7 +341,7 @@
         </w:tc>
         <w:tc>
           <w:tcPr>
-            <w:tcW w:w="939" w:type="dxa"/>
+            <w:tcW w:w="1265" w:type="dxa"/>
           </w:tcPr>
           <w:p>
             <w:pPr>
@@ -390,7 +391,7 @@
       <w:tr>
         <w:tc>
           <w:tcPr>
-            <w:tcW w:w="717" w:type="dxa"/>
+            <w:tcW w:w="702" w:type="dxa"/>
           </w:tcPr>
           <w:p>
             <w:pPr>
@@ -416,7 +417,7 @@
         </w:tc>
         <w:tc>
           <w:tcPr>
-            <w:tcW w:w="5398" w:type="dxa"/>
+            <w:tcW w:w="4280" w:type="dxa"/>
           </w:tcPr>
           <w:p>
             <w:pPr>
@@ -441,7 +442,7 @@
         </w:tc>
         <w:tc>
           <w:tcPr>
-            <w:tcW w:w="540" w:type="dxa"/>
+            <w:tcW w:w="768" w:type="dxa"/>
           </w:tcPr>
           <w:p>
             <w:pPr>
@@ -467,7 +468,7 @@
         </w:tc>
         <w:tc>
           <w:tcPr>
-            <w:tcW w:w="780" w:type="dxa"/>
+            <w:tcW w:w="1359" w:type="dxa"/>
           </w:tcPr>
           <w:p>
             <w:pPr>
@@ -492,7 +493,7 @@
         </w:tc>
         <w:tc>
           <w:tcPr>
-            <w:tcW w:w="939" w:type="dxa"/>
+            <w:tcW w:w="1265" w:type="dxa"/>
           </w:tcPr>
           <w:p>
             <w:pPr>
@@ -543,7 +544,7 @@
       <w:tr>
         <w:tc>
           <w:tcPr>
-            <w:tcW w:w="717" w:type="dxa"/>
+            <w:tcW w:w="702" w:type="dxa"/>
           </w:tcPr>
           <w:p>
             <w:pPr>
@@ -569,7 +570,7 @@
         </w:tc>
         <w:tc>
           <w:tcPr>
-            <w:tcW w:w="5398" w:type="dxa"/>
+            <w:tcW w:w="4280" w:type="dxa"/>
           </w:tcPr>
           <w:p>
             <w:pPr>
@@ -594,7 +595,7 @@
         </w:tc>
         <w:tc>
           <w:tcPr>
-            <w:tcW w:w="540" w:type="dxa"/>
+            <w:tcW w:w="768" w:type="dxa"/>
           </w:tcPr>
           <w:p>
             <w:pPr>
@@ -620,7 +621,7 @@
         </w:tc>
         <w:tc>
           <w:tcPr>
-            <w:tcW w:w="780" w:type="dxa"/>
+            <w:tcW w:w="1359" w:type="dxa"/>
           </w:tcPr>
           <w:p>
             <w:pPr>
@@ -663,7 +664,7 @@
         </w:tc>
         <w:tc>
           <w:tcPr>
-            <w:tcW w:w="939" w:type="dxa"/>
+            <w:tcW w:w="1265" w:type="dxa"/>
           </w:tcPr>
           <w:p>
             <w:pPr>
@@ -750,7 +751,7 @@
       <w:tr>
         <w:tc>
           <w:tcPr>
-            <w:tcW w:w="717" w:type="dxa"/>
+            <w:tcW w:w="702" w:type="dxa"/>
           </w:tcPr>
           <w:p>
             <w:pPr>
@@ -776,7 +777,7 @@
         </w:tc>
         <w:tc>
           <w:tcPr>
-            <w:tcW w:w="5398" w:type="dxa"/>
+            <w:tcW w:w="4280" w:type="dxa"/>
           </w:tcPr>
           <w:p>
             <w:pPr>
@@ -811,7 +812,7 @@
         </w:tc>
         <w:tc>
           <w:tcPr>
-            <w:tcW w:w="540" w:type="dxa"/>
+            <w:tcW w:w="768" w:type="dxa"/>
           </w:tcPr>
           <w:p>
             <w:pPr>
@@ -837,7 +838,7 @@
         </w:tc>
         <w:tc>
           <w:tcPr>
-            <w:tcW w:w="780" w:type="dxa"/>
+            <w:tcW w:w="1359" w:type="dxa"/>
           </w:tcPr>
           <w:p>
             <w:pPr>
@@ -880,7 +881,7 @@
         </w:tc>
         <w:tc>
           <w:tcPr>
-            <w:tcW w:w="939" w:type="dxa"/>
+            <w:tcW w:w="1265" w:type="dxa"/>
           </w:tcPr>
           <w:p>
             <w:pPr>
@@ -967,7 +968,7 @@
       <w:tr>
         <w:tc>
           <w:tcPr>
-            <w:tcW w:w="717" w:type="dxa"/>
+            <w:tcW w:w="702" w:type="dxa"/>
           </w:tcPr>
           <w:p>
             <w:pPr>
@@ -993,7 +994,7 @@
         </w:tc>
         <w:tc>
           <w:tcPr>
-            <w:tcW w:w="5398" w:type="dxa"/>
+            <w:tcW w:w="4280" w:type="dxa"/>
           </w:tcPr>
           <w:p>
             <w:pPr>
@@ -1038,7 +1039,7 @@
         </w:tc>
         <w:tc>
           <w:tcPr>
-            <w:tcW w:w="540" w:type="dxa"/>
+            <w:tcW w:w="768" w:type="dxa"/>
           </w:tcPr>
           <w:p>
             <w:pPr>
@@ -1064,7 +1065,7 @@
         </w:tc>
         <w:tc>
           <w:tcPr>
-            <w:tcW w:w="780" w:type="dxa"/>
+            <w:tcW w:w="1359" w:type="dxa"/>
           </w:tcPr>
           <w:p>
             <w:pPr>
@@ -1107,7 +1108,7 @@
         </w:tc>
         <w:tc>
           <w:tcPr>
-            <w:tcW w:w="939" w:type="dxa"/>
+            <w:tcW w:w="1265" w:type="dxa"/>
           </w:tcPr>
           <w:p>
             <w:pPr>
@@ -1194,7 +1195,7 @@
       <w:tr>
         <w:tc>
           <w:tcPr>
-            <w:tcW w:w="717" w:type="dxa"/>
+            <w:tcW w:w="702" w:type="dxa"/>
           </w:tcPr>
           <w:p>
             <w:pPr>
@@ -1220,7 +1221,7 @@
         </w:tc>
         <w:tc>
           <w:tcPr>
-            <w:tcW w:w="5398" w:type="dxa"/>
+            <w:tcW w:w="4280" w:type="dxa"/>
           </w:tcPr>
           <w:p>
             <w:pPr>
@@ -1245,7 +1246,7 @@
         </w:tc>
         <w:tc>
           <w:tcPr>
-            <w:tcW w:w="540" w:type="dxa"/>
+            <w:tcW w:w="768" w:type="dxa"/>
           </w:tcPr>
           <w:p>
             <w:pPr>
@@ -1271,7 +1272,7 @@
         </w:tc>
         <w:tc>
           <w:tcPr>
-            <w:tcW w:w="780" w:type="dxa"/>
+            <w:tcW w:w="1359" w:type="dxa"/>
           </w:tcPr>
           <w:p>
             <w:pPr>
@@ -1314,7 +1315,7 @@
         </w:tc>
         <w:tc>
           <w:tcPr>
-            <w:tcW w:w="939" w:type="dxa"/>
+            <w:tcW w:w="1265" w:type="dxa"/>
           </w:tcPr>
           <w:p>
             <w:pPr>
@@ -1440,17 +1441,8 @@
     </w:p>
     <w:tbl>
       <w:tblPr>
-        <w:tblStyle w:val="a3"/>
         <w:tblW w:w="0" w:type="auto"/>
         <w:jc w:val="center"/>
-        <w:tblBorders>
-          <w:top w:val="none" w:sz="0" w:space="0" w:color="auto"/>
-          <w:left w:val="none" w:sz="0" w:space="0" w:color="auto"/>
-          <w:bottom w:val="none" w:sz="0" w:space="0" w:color="auto"/>
-          <w:right w:val="none" w:sz="0" w:space="0" w:color="auto"/>
-          <w:insideH w:val="none" w:sz="0" w:space="0" w:color="auto"/>
-          <w:insideV w:val="none" w:sz="0" w:space="0" w:color="auto"/>
-        </w:tblBorders>
         <w:tblLook w:val="04A0" w:firstRow="1" w:lastRow="0" w:firstColumn="1" w:lastColumn="0" w:noHBand="0" w:noVBand="1"/>
       </w:tblPr>
       <w:tblGrid>
@@ -1469,9 +1461,10 @@
             <w:pPr>
               <w:jc w:val="center"/>
               <w:rPr>
-                <w:rFonts w:ascii="TH Sarabun New" w:hAnsi="TH Sarabun New" w:cs="TH Sarabun New"/>
+                <w:rFonts w:ascii="TH Sarabun New" w:hAnsi="TH Sarabun New" w:cs="TH Sarabun New" w:hint="cs"/>
                 <w:sz w:val="32"/>
                 <w:szCs w:val="32"/>
+                <w:cs/>
                 <w:lang w:bidi="th-TH"/>
               </w:rPr>
             </w:pPr>
@@ -1640,6 +1633,7 @@
     <w:p>
       <w:pPr>
         <w:rPr>
+          <w:rFonts w:hint="cs"/>
           <w:sz w:val="28"/>
           <w:szCs w:val="28"/>
           <w:cs/>
@@ -2059,6 +2053,7 @@
   <w:style w:type="character" w:default="1" w:styleId="a0">
     <w:name w:val="Default Paragraph Font"/>
     <w:uiPriority w:val="1"/>
+    <w:semiHidden/>
     <w:unhideWhenUsed/>
   </w:style>
   <w:style w:type="table" w:default="1" w:styleId="a1">

--- a/shopping-cart-spring-boot-main/src/main/resources/templates/docx/doc_1.docx
+++ b/shopping-cart-spring-boot-main/src/main/resources/templates/docx/doc_1.docx
@@ -80,14 +80,14 @@
     </w:p>
     <w:tbl>
       <w:tblPr>
-        <w:tblStyle w:val="a3"/>
+        <w:tblStyle w:val="TableGrid"/>
         <w:tblW w:w="0" w:type="auto"/>
         <w:tblLook w:val="04A0" w:firstRow="1" w:lastRow="0" w:firstColumn="1" w:lastColumn="0" w:noHBand="0" w:noVBand="1"/>
       </w:tblPr>
       <w:tblGrid>
-        <w:gridCol w:w="702"/>
-        <w:gridCol w:w="4280"/>
-        <w:gridCol w:w="768"/>
+        <w:gridCol w:w="642"/>
+        <w:gridCol w:w="4370"/>
+        <w:gridCol w:w="738"/>
         <w:gridCol w:w="1359"/>
         <w:gridCol w:w="1265"/>
         <w:gridCol w:w="976"/>
@@ -95,7 +95,7 @@
       <w:tr>
         <w:tc>
           <w:tcPr>
-            <w:tcW w:w="717" w:type="dxa"/>
+            <w:tcW w:w="421" w:type="dxa"/>
             <w:vMerge w:val="restart"/>
           </w:tcPr>
           <w:p>
@@ -126,7 +126,7 @@
         </w:tc>
         <w:tc>
           <w:tcPr>
-            <w:tcW w:w="5398" w:type="dxa"/>
+            <w:tcW w:w="4591" w:type="dxa"/>
             <w:vMerge w:val="restart"/>
           </w:tcPr>
           <w:p>
@@ -157,7 +157,7 @@
         </w:tc>
         <w:tc>
           <w:tcPr>
-            <w:tcW w:w="540" w:type="dxa"/>
+            <w:tcW w:w="738" w:type="dxa"/>
             <w:vMerge w:val="restart"/>
           </w:tcPr>
           <w:p>
@@ -188,7 +188,7 @@
         </w:tc>
         <w:tc>
           <w:tcPr>
-            <w:tcW w:w="1719" w:type="dxa"/>
+            <w:tcW w:w="2624" w:type="dxa"/>
             <w:gridSpan w:val="2"/>
           </w:tcPr>
           <w:p>
@@ -252,7 +252,7 @@
       <w:tr>
         <w:tc>
           <w:tcPr>
-            <w:tcW w:w="717" w:type="dxa"/>
+            <w:tcW w:w="421" w:type="dxa"/>
             <w:vMerge/>
           </w:tcPr>
           <w:p>
@@ -272,7 +272,7 @@
         </w:tc>
         <w:tc>
           <w:tcPr>
-            <w:tcW w:w="5398" w:type="dxa"/>
+            <w:tcW w:w="4591" w:type="dxa"/>
             <w:vMerge/>
           </w:tcPr>
           <w:p>
@@ -291,7 +291,7 @@
         </w:tc>
         <w:tc>
           <w:tcPr>
-            <w:tcW w:w="540" w:type="dxa"/>
+            <w:tcW w:w="738" w:type="dxa"/>
             <w:vMerge/>
           </w:tcPr>
           <w:p>
@@ -310,7 +310,7 @@
         </w:tc>
         <w:tc>
           <w:tcPr>
-            <w:tcW w:w="780" w:type="dxa"/>
+            <w:tcW w:w="1359" w:type="dxa"/>
           </w:tcPr>
           <w:p>
             <w:pPr>
@@ -340,7 +340,7 @@
         </w:tc>
         <w:tc>
           <w:tcPr>
-            <w:tcW w:w="939" w:type="dxa"/>
+            <w:tcW w:w="1265" w:type="dxa"/>
           </w:tcPr>
           <w:p>
             <w:pPr>
@@ -390,7 +390,7 @@
       <w:tr>
         <w:tc>
           <w:tcPr>
-            <w:tcW w:w="717" w:type="dxa"/>
+            <w:tcW w:w="421" w:type="dxa"/>
           </w:tcPr>
           <w:p>
             <w:pPr>
@@ -416,7 +416,7 @@
         </w:tc>
         <w:tc>
           <w:tcPr>
-            <w:tcW w:w="5398" w:type="dxa"/>
+            <w:tcW w:w="4591" w:type="dxa"/>
           </w:tcPr>
           <w:p>
             <w:pPr>
@@ -441,7 +441,7 @@
         </w:tc>
         <w:tc>
           <w:tcPr>
-            <w:tcW w:w="540" w:type="dxa"/>
+            <w:tcW w:w="738" w:type="dxa"/>
           </w:tcPr>
           <w:p>
             <w:pPr>
@@ -467,7 +467,7 @@
         </w:tc>
         <w:tc>
           <w:tcPr>
-            <w:tcW w:w="780" w:type="dxa"/>
+            <w:tcW w:w="1359" w:type="dxa"/>
           </w:tcPr>
           <w:p>
             <w:pPr>
@@ -492,7 +492,7 @@
         </w:tc>
         <w:tc>
           <w:tcPr>
-            <w:tcW w:w="939" w:type="dxa"/>
+            <w:tcW w:w="1265" w:type="dxa"/>
           </w:tcPr>
           <w:p>
             <w:pPr>
@@ -543,7 +543,7 @@
       <w:tr>
         <w:tc>
           <w:tcPr>
-            <w:tcW w:w="717" w:type="dxa"/>
+            <w:tcW w:w="421" w:type="dxa"/>
           </w:tcPr>
           <w:p>
             <w:pPr>
@@ -569,7 +569,7 @@
         </w:tc>
         <w:tc>
           <w:tcPr>
-            <w:tcW w:w="5398" w:type="dxa"/>
+            <w:tcW w:w="4591" w:type="dxa"/>
           </w:tcPr>
           <w:p>
             <w:pPr>
@@ -594,7 +594,7 @@
         </w:tc>
         <w:tc>
           <w:tcPr>
-            <w:tcW w:w="540" w:type="dxa"/>
+            <w:tcW w:w="738" w:type="dxa"/>
           </w:tcPr>
           <w:p>
             <w:pPr>
@@ -620,7 +620,7 @@
         </w:tc>
         <w:tc>
           <w:tcPr>
-            <w:tcW w:w="780" w:type="dxa"/>
+            <w:tcW w:w="1359" w:type="dxa"/>
           </w:tcPr>
           <w:p>
             <w:pPr>
@@ -663,7 +663,7 @@
         </w:tc>
         <w:tc>
           <w:tcPr>
-            <w:tcW w:w="939" w:type="dxa"/>
+            <w:tcW w:w="1265" w:type="dxa"/>
           </w:tcPr>
           <w:p>
             <w:pPr>
@@ -750,7 +750,7 @@
       <w:tr>
         <w:tc>
           <w:tcPr>
-            <w:tcW w:w="717" w:type="dxa"/>
+            <w:tcW w:w="421" w:type="dxa"/>
           </w:tcPr>
           <w:p>
             <w:pPr>
@@ -776,7 +776,7 @@
         </w:tc>
         <w:tc>
           <w:tcPr>
-            <w:tcW w:w="5398" w:type="dxa"/>
+            <w:tcW w:w="4591" w:type="dxa"/>
           </w:tcPr>
           <w:p>
             <w:pPr>
@@ -811,7 +811,7 @@
         </w:tc>
         <w:tc>
           <w:tcPr>
-            <w:tcW w:w="540" w:type="dxa"/>
+            <w:tcW w:w="738" w:type="dxa"/>
           </w:tcPr>
           <w:p>
             <w:pPr>
@@ -837,7 +837,7 @@
         </w:tc>
         <w:tc>
           <w:tcPr>
-            <w:tcW w:w="780" w:type="dxa"/>
+            <w:tcW w:w="1359" w:type="dxa"/>
           </w:tcPr>
           <w:p>
             <w:pPr>
@@ -880,7 +880,7 @@
         </w:tc>
         <w:tc>
           <w:tcPr>
-            <w:tcW w:w="939" w:type="dxa"/>
+            <w:tcW w:w="1265" w:type="dxa"/>
           </w:tcPr>
           <w:p>
             <w:pPr>
@@ -967,7 +967,7 @@
       <w:tr>
         <w:tc>
           <w:tcPr>
-            <w:tcW w:w="717" w:type="dxa"/>
+            <w:tcW w:w="421" w:type="dxa"/>
           </w:tcPr>
           <w:p>
             <w:pPr>
@@ -993,7 +993,7 @@
         </w:tc>
         <w:tc>
           <w:tcPr>
-            <w:tcW w:w="5398" w:type="dxa"/>
+            <w:tcW w:w="4591" w:type="dxa"/>
           </w:tcPr>
           <w:p>
             <w:pPr>
@@ -1038,7 +1038,7 @@
         </w:tc>
         <w:tc>
           <w:tcPr>
-            <w:tcW w:w="540" w:type="dxa"/>
+            <w:tcW w:w="738" w:type="dxa"/>
           </w:tcPr>
           <w:p>
             <w:pPr>
@@ -1064,7 +1064,7 @@
         </w:tc>
         <w:tc>
           <w:tcPr>
-            <w:tcW w:w="780" w:type="dxa"/>
+            <w:tcW w:w="1359" w:type="dxa"/>
           </w:tcPr>
           <w:p>
             <w:pPr>
@@ -1107,7 +1107,7 @@
         </w:tc>
         <w:tc>
           <w:tcPr>
-            <w:tcW w:w="939" w:type="dxa"/>
+            <w:tcW w:w="1265" w:type="dxa"/>
           </w:tcPr>
           <w:p>
             <w:pPr>
@@ -1194,7 +1194,7 @@
       <w:tr>
         <w:tc>
           <w:tcPr>
-            <w:tcW w:w="717" w:type="dxa"/>
+            <w:tcW w:w="421" w:type="dxa"/>
           </w:tcPr>
           <w:p>
             <w:pPr>
@@ -1220,7 +1220,7 @@
         </w:tc>
         <w:tc>
           <w:tcPr>
-            <w:tcW w:w="5398" w:type="dxa"/>
+            <w:tcW w:w="4591" w:type="dxa"/>
           </w:tcPr>
           <w:p>
             <w:pPr>
@@ -1245,7 +1245,7 @@
         </w:tc>
         <w:tc>
           <w:tcPr>
-            <w:tcW w:w="540" w:type="dxa"/>
+            <w:tcW w:w="738" w:type="dxa"/>
           </w:tcPr>
           <w:p>
             <w:pPr>
@@ -1271,7 +1271,7 @@
         </w:tc>
         <w:tc>
           <w:tcPr>
-            <w:tcW w:w="780" w:type="dxa"/>
+            <w:tcW w:w="1359" w:type="dxa"/>
           </w:tcPr>
           <w:p>
             <w:pPr>
@@ -1314,7 +1314,7 @@
         </w:tc>
         <w:tc>
           <w:tcPr>
-            <w:tcW w:w="939" w:type="dxa"/>
+            <w:tcW w:w="1265" w:type="dxa"/>
           </w:tcPr>
           <w:p>
             <w:pPr>
@@ -1440,7 +1440,7 @@
     </w:p>
     <w:tbl>
       <w:tblPr>
-        <w:tblStyle w:val="a3"/>
+        <w:tblStyle w:val="TableGrid"/>
         <w:tblW w:w="0" w:type="auto"/>
         <w:jc w:val="center"/>
         <w:tblBorders>
@@ -1494,7 +1494,6 @@
               </w:rPr>
               <w:t>{{</w:t>
             </w:r>
-            <w:proofErr w:type="spellStart"/>
             <w:r>
               <w:rPr>
                 <w:rFonts w:ascii="TH Sarabun New" w:hAnsi="TH Sarabun New" w:cs="TH Sarabun New"/>
@@ -1504,7 +1503,6 @@
               </w:rPr>
               <w:t>applicant_name</w:t>
             </w:r>
-            <w:proofErr w:type="spellEnd"/>
             <w:r>
               <w:rPr>
                 <w:rFonts w:ascii="TH Sarabun New" w:hAnsi="TH Sarabun New" w:cs="TH Sarabun New"/>
@@ -2052,16 +2050,17 @@
     <w:lsdException w:name="Unresolved Mention" w:semiHidden="1" w:unhideWhenUsed="1"/>
     <w:lsdException w:name="Smart Link" w:semiHidden="1" w:unhideWhenUsed="1"/>
   </w:latentStyles>
-  <w:style w:type="paragraph" w:default="1" w:styleId="a">
+  <w:style w:type="paragraph" w:default="1" w:styleId="Normal">
     <w:name w:val="Normal"/>
     <w:qFormat/>
   </w:style>
-  <w:style w:type="character" w:default="1" w:styleId="a0">
+  <w:style w:type="character" w:default="1" w:styleId="DefaultParagraphFont">
     <w:name w:val="Default Paragraph Font"/>
     <w:uiPriority w:val="1"/>
+    <w:semiHidden/>
     <w:unhideWhenUsed/>
   </w:style>
-  <w:style w:type="table" w:default="1" w:styleId="a1">
+  <w:style w:type="table" w:default="1" w:styleId="TableNormal">
     <w:name w:val="Normal Table"/>
     <w:uiPriority w:val="99"/>
     <w:semiHidden/>
@@ -2076,15 +2075,15 @@
       </w:tblCellMar>
     </w:tblPr>
   </w:style>
-  <w:style w:type="numbering" w:default="1" w:styleId="a2">
+  <w:style w:type="numbering" w:default="1" w:styleId="NoList">
     <w:name w:val="No List"/>
     <w:uiPriority w:val="99"/>
     <w:semiHidden/>
     <w:unhideWhenUsed/>
   </w:style>
-  <w:style w:type="table" w:styleId="a3">
+  <w:style w:type="table" w:styleId="TableGrid">
     <w:name w:val="Table Grid"/>
-    <w:basedOn w:val="a1"/>
+    <w:basedOn w:val="TableNormal"/>
     <w:uiPriority w:val="39"/>
     <w:rsid w:val="002B4E33"/>
     <w:pPr>

--- a/shopping-cart-spring-boot-main/src/main/resources/templates/docx/doc_1.docx
+++ b/shopping-cart-spring-boot-main/src/main/resources/templates/docx/doc_1.docx
@@ -80,14 +80,14 @@
     </w:p>
     <w:tbl>
       <w:tblPr>
-        <w:tblStyle w:val="TableGrid"/>
+        <w:tblStyle w:val="a3"/>
         <w:tblW w:w="0" w:type="auto"/>
         <w:tblLook w:val="04A0" w:firstRow="1" w:lastRow="0" w:firstColumn="1" w:lastColumn="0" w:noHBand="0" w:noVBand="1"/>
       </w:tblPr>
       <w:tblGrid>
-        <w:gridCol w:w="642"/>
-        <w:gridCol w:w="4370"/>
-        <w:gridCol w:w="738"/>
+        <w:gridCol w:w="660"/>
+        <w:gridCol w:w="4322"/>
+        <w:gridCol w:w="768"/>
         <w:gridCol w:w="1359"/>
         <w:gridCol w:w="1265"/>
         <w:gridCol w:w="976"/>
@@ -1429,7 +1429,7 @@
       <w:pPr>
         <w:spacing w:after="0"/>
         <w:rPr>
-          <w:rFonts w:ascii="TH Sarabun New" w:hAnsi="TH Sarabun New" w:cs="TH Sarabun New"/>
+          <w:rFonts w:ascii="TH Sarabun New" w:hAnsi="TH Sarabun New" w:cs="TH Sarabun New" w:hint="cs"/>
           <w:b/>
           <w:bCs/>
           <w:sz w:val="32"/>
@@ -1440,7 +1440,7 @@
     </w:p>
     <w:tbl>
       <w:tblPr>
-        <w:tblStyle w:val="TableGrid"/>
+        <w:tblStyle w:val="a3"/>
         <w:tblW w:w="0" w:type="auto"/>
         <w:jc w:val="center"/>
         <w:tblBorders>
@@ -1492,7 +1492,7 @@
                 <w:szCs w:val="32"/>
                 <w:lang w:bidi="th-TH"/>
               </w:rPr>
-              <w:t>{{</w:t>
+              <w:t>{{title}}</w:t>
             </w:r>
             <w:r>
               <w:rPr>
@@ -1501,8 +1501,19 @@
                 <w:szCs w:val="32"/>
                 <w:lang w:bidi="th-TH"/>
               </w:rPr>
+              <w:t>{{</w:t>
+            </w:r>
+            <w:proofErr w:type="spellStart"/>
+            <w:r>
+              <w:rPr>
+                <w:rFonts w:ascii="TH Sarabun New" w:hAnsi="TH Sarabun New" w:cs="TH Sarabun New"/>
+                <w:sz w:val="32"/>
+                <w:szCs w:val="32"/>
+                <w:lang w:bidi="th-TH"/>
+              </w:rPr>
               <w:t>applicant_name</w:t>
             </w:r>
+            <w:proofErr w:type="spellEnd"/>
             <w:r>
               <w:rPr>
                 <w:rFonts w:ascii="TH Sarabun New" w:hAnsi="TH Sarabun New" w:cs="TH Sarabun New"/>
@@ -2050,17 +2061,17 @@
     <w:lsdException w:name="Unresolved Mention" w:semiHidden="1" w:unhideWhenUsed="1"/>
     <w:lsdException w:name="Smart Link" w:semiHidden="1" w:unhideWhenUsed="1"/>
   </w:latentStyles>
-  <w:style w:type="paragraph" w:default="1" w:styleId="Normal">
+  <w:style w:type="paragraph" w:default="1" w:styleId="a">
     <w:name w:val="Normal"/>
     <w:qFormat/>
   </w:style>
-  <w:style w:type="character" w:default="1" w:styleId="DefaultParagraphFont">
+  <w:style w:type="character" w:default="1" w:styleId="a0">
     <w:name w:val="Default Paragraph Font"/>
     <w:uiPriority w:val="1"/>
     <w:semiHidden/>
     <w:unhideWhenUsed/>
   </w:style>
-  <w:style w:type="table" w:default="1" w:styleId="TableNormal">
+  <w:style w:type="table" w:default="1" w:styleId="a1">
     <w:name w:val="Normal Table"/>
     <w:uiPriority w:val="99"/>
     <w:semiHidden/>
@@ -2075,15 +2086,15 @@
       </w:tblCellMar>
     </w:tblPr>
   </w:style>
-  <w:style w:type="numbering" w:default="1" w:styleId="NoList">
+  <w:style w:type="numbering" w:default="1" w:styleId="a2">
     <w:name w:val="No List"/>
     <w:uiPriority w:val="99"/>
     <w:semiHidden/>
     <w:unhideWhenUsed/>
   </w:style>
-  <w:style w:type="table" w:styleId="TableGrid">
+  <w:style w:type="table" w:styleId="a3">
     <w:name w:val="Table Grid"/>
-    <w:basedOn w:val="TableNormal"/>
+    <w:basedOn w:val="a1"/>
     <w:uiPriority w:val="39"/>
     <w:rsid w:val="002B4E33"/>
     <w:pPr>
